--- a/信号发生器相关文档.docx
+++ b/信号发生器相关文档.docx
@@ -5,6 +5,7 @@
     <w:p>
       <w:pPr>
         <w:rPr>
+          <w:rFonts w:hint="eastAsia"/>
           <w:b/>
           <w:bCs/>
         </w:rPr>
@@ -27,12 +28,6 @@
       </w:r>
     </w:p>
     <w:p>
-      <w:pPr>
-        <w:rPr>
-          <w:b/>
-          <w:bCs/>
-        </w:rPr>
-      </w:pPr>
       <w:hyperlink r:id="rId6" w:history="1">
         <w:r>
           <w:rPr>
@@ -55,6 +50,43 @@
           <w:rFonts w:hint="eastAsia"/>
         </w:rPr>
       </w:pPr>
+      <w:r>
+        <w:rPr>
+          <w:rFonts w:hint="eastAsia"/>
+        </w:rPr>
+        <w:t xml:space="preserve">2.PLL </w:t>
+      </w:r>
+      <w:proofErr w:type="spellStart"/>
+      <w:r>
+        <w:rPr>
+          <w:rFonts w:hint="eastAsia"/>
+        </w:rPr>
+        <w:t>clock_wizard</w:t>
+      </w:r>
+      <w:proofErr w:type="spellEnd"/>
+    </w:p>
+    <w:p>
+      <w:pPr>
+        <w:rPr>
+          <w:rFonts w:hint="eastAsia"/>
+        </w:rPr>
+      </w:pPr>
+      <w:hyperlink r:id="rId7" w:history="1">
+        <w:r>
+          <w:rPr>
+            <w:rStyle w:val="af2"/>
+          </w:rPr>
+          <w:t>Vivado 下 IP核之 PLL实验_vivado pll-CSDN</w:t>
+        </w:r>
+        <w:proofErr w:type="gramStart"/>
+        <w:r>
+          <w:rPr>
+            <w:rStyle w:val="af2"/>
+          </w:rPr>
+          <w:t>博客</w:t>
+        </w:r>
+        <w:proofErr w:type="gramEnd"/>
+      </w:hyperlink>
     </w:p>
     <w:sectPr>
       <w:pgSz w:w="11906" w:h="16838"/>
